--- a/m1/a3-regra-que-fica/gabarito/minhas-regras-GABARITO.docx
+++ b/m1/a3-regra-que-fica/gabarito/minhas-regras-GABARITO.docx
@@ -107,7 +107,7 @@
           <w:i w:val="0"/>
           <w:sz w:val="22"/>
         </w:rPr>
-        <w:t>Programo a produção de duas máquinas offset e duas flexográficas.</w:t>
+        <w:t>Programo a produção de três offset, duas flexográficas e uma digital.</w:t>
       </w:r>
     </w:p>
     <w:p>
@@ -210,7 +210,7 @@
           <w:i w:val="0"/>
           <w:sz w:val="22"/>
         </w:rPr>
-        <w:t>Temos 4 máquinas: Offset 1, Offset 2, Flexo 1 e Flexo 2.</w:t>
+        <w:t>Temos seis máquinas: Offset 1, Offset 2, Offset 3, Flexo 1, Flexo 2 e Digital 1.</w:t>
       </w:r>
     </w:p>
     <w:p>
@@ -224,7 +224,7 @@
           <w:i w:val="0"/>
           <w:sz w:val="22"/>
         </w:rPr>
-        <w:t>Offset é para tiragem alta e prazo mais longo. Flexo é para rótulo e prazo curto.</w:t>
+        <w:t>Offset é para tiragem alta e prazo mais longo. Flexo é para rótulo e prazo curto. Digital é tiragem pequena e prazo curto.</w:t>
       </w:r>
     </w:p>
     <w:p>
